--- a/public/files/ZHMBC_Pastoral_Vacancy_Announcment.docx
+++ b/public/files/ZHMBC_Pastoral_Vacancy_Announcment.docx
@@ -243,7 +243,68 @@
         <w:t>Education:</w:t>
       </w:r>
       <w:r>
-        <w:t xml:space="preserve"> Bachelor’s degree and/or accredited seminary degree preferred.</w:t>
+        <w:t xml:space="preserve"> </w:t>
+      </w:r>
+      <w:r>
+        <w:rPr>
+          <w:sz w:val="22"/>
+          <w:szCs w:val="22"/>
+        </w:rPr>
+        <w:t>Bachelor’s degree</w:t>
+      </w:r>
+      <w:r>
+        <w:rPr>
+          <w:sz w:val="22"/>
+          <w:szCs w:val="22"/>
+        </w:rPr>
+        <w:t xml:space="preserve"> </w:t>
+      </w:r>
+      <w:r>
+        <w:t>(</w:t>
+      </w:r>
+      <w:r>
+        <w:rPr>
+          <w:b/>
+          <w:bCs/>
+          <w:sz w:val="22"/>
+          <w:szCs w:val="22"/>
+        </w:rPr>
+        <w:t>optional</w:t>
+      </w:r>
+      <w:r>
+        <w:rPr>
+          <w:sz w:val="22"/>
+          <w:szCs w:val="22"/>
+        </w:rPr>
+        <w:t>)</w:t>
+      </w:r>
+      <w:r>
+        <w:rPr>
+          <w:sz w:val="22"/>
+          <w:szCs w:val="22"/>
+        </w:rPr>
+        <w:t xml:space="preserve"> and/or accredited seminary </w:t>
+      </w:r>
+      <w:r>
+        <w:t xml:space="preserve">degree </w:t>
+      </w:r>
+      <w:r>
+        <w:t>(</w:t>
+      </w:r>
+      <w:r>
+        <w:rPr>
+          <w:b/>
+          <w:bCs/>
+          <w:sz w:val="22"/>
+          <w:szCs w:val="22"/>
+        </w:rPr>
+        <w:t>preferred</w:t>
+      </w:r>
+      <w:r>
+        <w:t>)</w:t>
+      </w:r>
+      <w:r>
+        <w:t>.</w:t>
       </w:r>
     </w:p>
     <w:p>
@@ -281,7 +342,7 @@
         <w:t>Skills:</w:t>
       </w:r>
       <w:r>
-        <w:t xml:space="preserve"> Strong church administration, organizational, and leadership abilities; effective written and oral communication; and excellent technological proficiency.</w:t>
+        <w:t xml:space="preserve"> Strong church administration, organizational, leadership; effective written and oral communication; and technological proficiency.</w:t>
       </w:r>
     </w:p>
     <w:p>
@@ -610,7 +671,10 @@
         <w:t>Call to Ministry:</w:t>
       </w:r>
       <w:r>
-        <w:t xml:space="preserve"> A written statement articulating your call to full-time ministry (Max 1 page).</w:t>
+        <w:t xml:space="preserve"> </w:t>
+      </w:r>
+      <w:r>
+        <w:t>A written statement articulating your call to full-time ministry (Max 1 page).</w:t>
       </w:r>
     </w:p>
     <w:p>
@@ -686,7 +750,31 @@
         <w:t>Recommendations:</w:t>
       </w:r>
       <w:r>
-        <w:t xml:space="preserve"> Six (6) letters (2 Clergy, 2 Personal, 2 Laypersons).</w:t>
+        <w:t xml:space="preserve"> </w:t>
+      </w:r>
+      <w:r>
+        <w:t>Three (3</w:t>
+      </w:r>
+      <w:r>
+        <w:t>) letters (</w:t>
+      </w:r>
+      <w:r>
+        <w:t>1</w:t>
+      </w:r>
+      <w:r>
+        <w:t xml:space="preserve"> Clergy, </w:t>
+      </w:r>
+      <w:r>
+        <w:t>1</w:t>
+      </w:r>
+      <w:r>
+        <w:t xml:space="preserve"> Personal, </w:t>
+      </w:r>
+      <w:r>
+        <w:t>1</w:t>
+      </w:r>
+      <w:r>
+        <w:t xml:space="preserve"> Laypersons).</w:t>
       </w:r>
     </w:p>
     <w:p>
@@ -884,7 +972,15 @@
           <w:bCs/>
           <w:highlight w:val="yellow"/>
         </w:rPr>
-        <w:t>March 31, 2026</w:t>
+        <w:t>April 22</w:t>
+      </w:r>
+      <w:r>
+        <w:rPr>
+          <w:b/>
+          <w:bCs/>
+          <w:highlight w:val="yellow"/>
+        </w:rPr>
+        <w:t>, 2026</w:t>
       </w:r>
       <w:r>
         <w:rPr>

--- a/public/files/ZHMBC_Pastoral_Vacancy_Announcment.docx
+++ b/public/files/ZHMBC_Pastoral_Vacancy_Announcment.docx
@@ -38,9 +38,9 @@
           <w:noProof/>
         </w:rPr>
         <w:drawing>
-          <wp:inline distT="0" distB="0" distL="0" distR="0" wp14:anchorId="0CB0DC24" wp14:editId="07EFE90F">
-            <wp:extent cx="1030517" cy="692150"/>
-            <wp:effectExtent l="0" t="0" r="0" b="0"/>
+          <wp:inline distT="0" distB="0" distL="0" distR="0" wp14:anchorId="0CB0DC24" wp14:editId="344E1FDD">
+            <wp:extent cx="1116418" cy="749845"/>
+            <wp:effectExtent l="0" t="0" r="7620" b="0"/>
             <wp:docPr id="323316517" name="Picture 1"/>
             <wp:cNvGraphicFramePr>
               <a:graphicFrameLocks xmlns:a="http://schemas.openxmlformats.org/drawingml/2006/main" noChangeAspect="1"/>
@@ -61,7 +61,7 @@
                   <pic:spPr>
                     <a:xfrm>
                       <a:off x="0" y="0"/>
-                      <a:ext cx="1067490" cy="716983"/>
+                      <a:ext cx="1153099" cy="774482"/>
                     </a:xfrm>
                     <a:prstGeom prst="rect">
                       <a:avLst/>
@@ -113,15 +113,66 @@
       </w:r>
       <w:r>
         <w:rPr>
+          <w:b/>
+          <w:bCs/>
           <w:sz w:val="32"/>
           <w:szCs w:val="32"/>
         </w:rPr>
+        <w:t xml:space="preserve"> (B</w:t>
+      </w:r>
+      <w:r>
+        <w:rPr>
+          <w:b/>
+          <w:bCs/>
+          <w:sz w:val="32"/>
+          <w:szCs w:val="32"/>
+        </w:rPr>
+        <w:t>i</w:t>
+      </w:r>
+      <w:r>
+        <w:rPr>
+          <w:b/>
+          <w:bCs/>
+          <w:sz w:val="32"/>
+          <w:szCs w:val="32"/>
+        </w:rPr>
+        <w:t>-</w:t>
+      </w:r>
+      <w:r>
+        <w:rPr>
+          <w:b/>
+          <w:bCs/>
+          <w:sz w:val="32"/>
+          <w:szCs w:val="32"/>
+        </w:rPr>
+        <w:t>vocational</w:t>
+      </w:r>
+      <w:r>
+        <w:rPr>
+          <w:b/>
+          <w:bCs/>
+          <w:sz w:val="32"/>
+          <w:szCs w:val="32"/>
+        </w:rPr>
+        <w:t>)</w:t>
+      </w:r>
+      <w:r>
+        <w:rPr>
+          <w:sz w:val="32"/>
+          <w:szCs w:val="32"/>
+        </w:rPr>
         <w:br/>
       </w:r>
     </w:p>
     <w:p>
-      <w:r>
-        <w:t xml:space="preserve">The Pastoral Search Committee, representing the membership of Zion Hope Missionary Baptist Church of Miami, Inc., is prayerfully and diligently seeking candidates for the position of </w:t>
+      <w:pPr>
+        <w:jc w:val="both"/>
+      </w:pPr>
+      <w:r>
+        <w:t>The Pastoral Search Committee, representing the membership of Zion Hope Missionary Baptist Church of Miami, Inc., is prayerfully and diligently seeking candidates for the position of</w:t>
+      </w:r>
+      <w:r>
+        <w:t xml:space="preserve"> </w:t>
       </w:r>
       <w:r>
         <w:rPr>
@@ -131,12 +182,33 @@
         <w:t>Senior Pastor</w:t>
       </w:r>
       <w:r>
-        <w:t>. The Committee welcomes applications from licensed and ordained ministers who are divinely called to preach and teach the Gospel of Jesus Christ.</w:t>
-      </w:r>
-    </w:p>
-    <w:p>
-      <w:r>
-        <w:t>The ideal candidate will demonstrate a steadfast commitment to the mission and ministry of the church by providing visionary spiritual and administrative leadership, offering compassionate pastoral care to a devoted congregation, and engaging meaningfully with multiple generations within a growing and diverse community.</w:t>
+        <w:t>.</w:t>
+      </w:r>
+      <w:r>
+        <w:t xml:space="preserve"> </w:t>
+      </w:r>
+      <w:r>
+        <w:t>This is a bi</w:t>
+      </w:r>
+      <w:r>
+        <w:t>-v</w:t>
+      </w:r>
+      <w:r>
+        <w:t>ocational position, allowing the pastor to maintain outside employment while faithfully serving our congregation.</w:t>
+      </w:r>
+      <w:r>
+        <w:t xml:space="preserve"> </w:t>
+      </w:r>
+      <w:r>
+        <w:t>We invite applications from licensed and ordained ministers who are divinely called to preach and teach the Gospel of Jesus Christ.</w:t>
+      </w:r>
+    </w:p>
+    <w:p>
+      <w:pPr>
+        <w:jc w:val="both"/>
+      </w:pPr>
+      <w:r>
+        <w:t>The ideal candidate will offer strong spiritual leadership while effectively balancing ministry responsibilities with external employment. They will demonstrate unwavering commitment to the mission and ministry of the church by providing visionary spiritual and administrative leadership, offering compassionate pastoral care to a dedicated congregation, and engaging meaningfully with multiple generations within a growing and diverse community.</w:t>
       </w:r>
     </w:p>
     <w:p>
@@ -187,6 +259,11 @@
           <w:bCs/>
         </w:rPr>
         <w:t>.</w:t>
+      </w:r>
+    </w:p>
+    <w:p>
+      <w:r>
+        <w:t>The qualified candidate shall:</w:t>
       </w:r>
     </w:p>
     <w:p>
@@ -246,62 +323,29 @@
         <w:t xml:space="preserve"> </w:t>
       </w:r>
       <w:r>
-        <w:rPr>
-          <w:sz w:val="22"/>
-          <w:szCs w:val="22"/>
-        </w:rPr>
-        <w:t>Bachelor’s degree</w:t>
-      </w:r>
-      <w:r>
-        <w:rPr>
-          <w:sz w:val="22"/>
-          <w:szCs w:val="22"/>
-        </w:rPr>
+        <w:t>Post</w:t>
+      </w:r>
+      <w:r>
+        <w:noBreakHyphen/>
+        <w:t>secondary</w:t>
+      </w:r>
+      <w:r>
+        <w:t xml:space="preserve"> degree</w:t>
+      </w:r>
+      <w:r>
+        <w:t xml:space="preserve"> or a</w:t>
+      </w:r>
+      <w:r>
+        <w:t>n accredited</w:t>
+      </w:r>
+      <w:r>
         <w:t xml:space="preserve"> </w:t>
       </w:r>
       <w:r>
-        <w:t>(</w:t>
-      </w:r>
-      <w:r>
-        <w:rPr>
-          <w:b/>
-          <w:bCs/>
-          <w:sz w:val="22"/>
-          <w:szCs w:val="22"/>
-        </w:rPr>
-        <w:t>optional</w:t>
-      </w:r>
-      <w:r>
-        <w:rPr>
-          <w:sz w:val="22"/>
-          <w:szCs w:val="22"/>
-        </w:rPr>
-        <w:t>)</w:t>
-      </w:r>
-      <w:r>
-        <w:rPr>
-          <w:sz w:val="22"/>
-          <w:szCs w:val="22"/>
-        </w:rPr>
-        <w:t xml:space="preserve"> and/or accredited seminary </w:t>
-      </w:r>
-      <w:r>
-        <w:t xml:space="preserve">degree </w:t>
-      </w:r>
-      <w:r>
-        <w:t>(</w:t>
-      </w:r>
-      <w:r>
-        <w:rPr>
-          <w:b/>
-          <w:bCs/>
-          <w:sz w:val="22"/>
-          <w:szCs w:val="22"/>
-        </w:rPr>
-        <w:t>preferred</w:t>
-      </w:r>
-      <w:r>
-        <w:t>)</w:t>
+        <w:t>seminary</w:t>
+      </w:r>
+      <w:r>
+        <w:t xml:space="preserve"> degree is preferred but not required</w:t>
       </w:r>
       <w:r>
         <w:t>.</w:t>
@@ -339,10 +383,11 @@
           <w:b/>
           <w:bCs/>
         </w:rPr>
+        <w:lastRenderedPageBreak/>
         <w:t>Skills:</w:t>
       </w:r>
       <w:r>
-        <w:t xml:space="preserve"> Strong church administration, organizational, leadership; effective written and oral communication; and technological proficiency.</w:t>
+        <w:t xml:space="preserve"> Strong church administration, organizational, and leadership abilities; effective written and oral communication; and excellent technological proficiency.</w:t>
       </w:r>
     </w:p>
     <w:p>
@@ -359,32 +404,18 @@
           <w:bCs/>
         </w:rPr>
       </w:pPr>
-    </w:p>
-    <w:p>
-      <w:pPr>
-        <w:rPr>
-          <w:b/>
-          <w:bCs/>
-        </w:rPr>
-      </w:pPr>
-    </w:p>
-    <w:p>
-      <w:pPr>
-        <w:rPr>
-          <w:b/>
-          <w:bCs/>
-        </w:rPr>
-      </w:pPr>
-      <w:r>
-        <w:rPr>
-          <w:b/>
-          <w:bCs/>
-        </w:rPr>
-        <w:lastRenderedPageBreak/>
+      <w:r>
+        <w:rPr>
+          <w:b/>
+          <w:bCs/>
+        </w:rPr>
         <w:t>Responsibilities</w:t>
       </w:r>
     </w:p>
     <w:p>
+      <w:pPr>
+        <w:jc w:val="both"/>
+      </w:pPr>
       <w:r>
         <w:t>The Senior Pastor will serve as the primary spiritual leader and shepherd of the congregation, providing oversight for the growth and development of church ministries. The Pastor will faithfully preach and teach the Word of God, promote spiritual maturity, and ensure the overall spiritual health of the church while fostering growth and outreach within the community.</w:t>
       </w:r>
@@ -392,6 +423,7 @@
     <w:p>
       <w:pPr>
         <w:spacing w:line="240" w:lineRule="auto"/>
+        <w:jc w:val="both"/>
       </w:pPr>
       <w:r>
         <w:t>Key responsibilities include:</w:t>
@@ -404,6 +436,7 @@
           <w:numId w:val="5"/>
         </w:numPr>
         <w:spacing w:line="240" w:lineRule="auto"/>
+        <w:jc w:val="both"/>
       </w:pPr>
       <w:r>
         <w:t xml:space="preserve">Strategically </w:t>
@@ -422,6 +455,7 @@
           <w:numId w:val="5"/>
         </w:numPr>
         <w:spacing w:line="240" w:lineRule="auto"/>
+        <w:jc w:val="both"/>
       </w:pPr>
       <w:r>
         <w:t>Collaborat</w:t>
@@ -440,6 +474,7 @@
           <w:numId w:val="5"/>
         </w:numPr>
         <w:spacing w:line="240" w:lineRule="auto"/>
+        <w:jc w:val="both"/>
       </w:pPr>
       <w:r>
         <w:t>Provid</w:t>
@@ -458,6 +493,7 @@
           <w:numId w:val="5"/>
         </w:numPr>
         <w:spacing w:line="240" w:lineRule="auto"/>
+        <w:jc w:val="both"/>
       </w:pPr>
       <w:r>
         <w:t>Develop and articulat</w:t>
@@ -476,6 +512,7 @@
           <w:numId w:val="5"/>
         </w:numPr>
         <w:spacing w:line="240" w:lineRule="auto"/>
+        <w:jc w:val="both"/>
       </w:pPr>
       <w:r>
         <w:t>Administer the ordinances of Baptism and the Lord’s Supper</w:t>
@@ -488,6 +525,7 @@
           <w:numId w:val="5"/>
         </w:numPr>
         <w:spacing w:line="240" w:lineRule="auto"/>
+        <w:jc w:val="both"/>
       </w:pPr>
       <w:r>
         <w:t>Lead within the framework of the church bylaws, policies, and governance structure</w:t>
@@ -500,6 +538,7 @@
           <w:numId w:val="5"/>
         </w:numPr>
         <w:spacing w:line="240" w:lineRule="auto"/>
+        <w:jc w:val="both"/>
       </w:pPr>
       <w:r>
         <w:t>Engag</w:t>
@@ -534,6 +573,9 @@
       </w:r>
     </w:p>
     <w:p>
+      <w:pPr>
+        <w:jc w:val="both"/>
+      </w:pPr>
       <w:r>
         <w:t xml:space="preserve">Applications may be obtained online at </w:t>
       </w:r>
@@ -576,6 +618,9 @@
       </w:r>
     </w:p>
     <w:p>
+      <w:pPr>
+        <w:jc w:val="both"/>
+      </w:pPr>
       <w:r>
         <w:rPr>
           <w:b/>
@@ -591,6 +636,7 @@
           <w:numId w:val="9"/>
         </w:numPr>
         <w:spacing w:after="0"/>
+        <w:jc w:val="both"/>
       </w:pPr>
       <w:r>
         <w:rPr>
@@ -624,6 +670,7 @@
           <w:numId w:val="9"/>
         </w:numPr>
         <w:spacing w:after="0"/>
+        <w:jc w:val="both"/>
       </w:pPr>
       <w:r>
         <w:rPr>
@@ -643,6 +690,7 @@
           <w:numId w:val="9"/>
         </w:numPr>
         <w:spacing w:after="0"/>
+        <w:jc w:val="both"/>
       </w:pPr>
       <w:r>
         <w:rPr>
@@ -662,6 +710,7 @@
           <w:numId w:val="9"/>
         </w:numPr>
         <w:spacing w:after="0"/>
+        <w:jc w:val="both"/>
       </w:pPr>
       <w:r>
         <w:rPr>
@@ -671,10 +720,7 @@
         <w:t>Call to Ministry:</w:t>
       </w:r>
       <w:r>
-        <w:t xml:space="preserve"> </w:t>
-      </w:r>
-      <w:r>
-        <w:t>A written statement articulating your call to full-time ministry (Max 1 page).</w:t>
+        <w:t xml:space="preserve"> A written statement articulating your call to full-time ministry (Max 1 page).</w:t>
       </w:r>
     </w:p>
     <w:p>
@@ -684,6 +730,7 @@
           <w:numId w:val="9"/>
         </w:numPr>
         <w:spacing w:after="0"/>
+        <w:jc w:val="both"/>
       </w:pPr>
       <w:r>
         <w:rPr>
@@ -703,12 +750,14 @@
           <w:numId w:val="9"/>
         </w:numPr>
         <w:spacing w:after="0"/>
-      </w:pPr>
-      <w:r>
-        <w:rPr>
-          <w:b/>
-          <w:bCs/>
-        </w:rPr>
+        <w:jc w:val="both"/>
+      </w:pPr>
+      <w:r>
+        <w:rPr>
+          <w:b/>
+          <w:bCs/>
+        </w:rPr>
+        <w:lastRenderedPageBreak/>
         <w:t>Education:</w:t>
       </w:r>
       <w:r>
@@ -722,6 +771,7 @@
           <w:numId w:val="9"/>
         </w:numPr>
         <w:spacing w:after="0"/>
+        <w:jc w:val="both"/>
       </w:pPr>
       <w:r>
         <w:rPr>
@@ -741,6 +791,7 @@
           <w:numId w:val="9"/>
         </w:numPr>
         <w:spacing w:after="0"/>
+        <w:jc w:val="both"/>
       </w:pPr>
       <w:r>
         <w:rPr>
@@ -750,10 +801,10 @@
         <w:t>Recommendations:</w:t>
       </w:r>
       <w:r>
-        <w:t xml:space="preserve"> </w:t>
-      </w:r>
-      <w:r>
-        <w:t>Three (3</w:t>
+        <w:t xml:space="preserve"> Six (</w:t>
+      </w:r>
+      <w:r>
+        <w:t>3</w:t>
       </w:r>
       <w:r>
         <w:t>) letters (</w:t>
@@ -779,7 +830,6 @@
     </w:p>
     <w:p>
       <w:r>
-        <w:lastRenderedPageBreak/>
         <w:pict w14:anchorId="5C6F54E3">
           <v:rect id="_x0000_i1030" style="width:0;height:1.5pt" o:hralign="center" o:hrstd="t" o:hr="t" fillcolor="#a0a0a0" stroked="f"/>
         </w:pict>
@@ -957,6 +1007,9 @@
       </w:r>
     </w:p>
     <w:p>
+      <w:pPr>
+        <w:jc w:val="both"/>
+      </w:pPr>
       <w:r>
         <w:t>All application materials must be</w:t>
       </w:r>
@@ -998,6 +1051,7 @@
     </w:p>
     <w:p>
       <w:pPr>
+        <w:jc w:val="both"/>
         <w:rPr>
           <w:b/>
           <w:bCs/>
@@ -1012,6 +1066,9 @@
       </w:r>
     </w:p>
     <w:p>
+      <w:pPr>
+        <w:jc w:val="both"/>
+      </w:pPr>
       <w:r>
         <w:t>All applications will be acknowledged and held in strict confidence. Pre-employment and other background checks, including drug screening, will be conducted as part of the hiring process. The purpose of these checks is to ensure a safe environment, protect the church’s assets, employees, members, programs, and services, and provide information to support an informed hiring decision.</w:t>
       </w:r>
@@ -1195,7 +1252,7 @@
         <w:b/>
         <w:bCs/>
       </w:rPr>
-      <w:t xml:space="preserve"> P.O. Box 470326, Miami, FL 332</w:t>
+      <w:t xml:space="preserve"> P.O. Box 470326, Miami, FL 33</w:t>
     </w:r>
     <w:r>
       <w:rPr>
@@ -1203,7 +1260,7 @@
         <w:b/>
         <w:bCs/>
       </w:rPr>
-      <w:t>4</w:t>
+      <w:t>24</w:t>
     </w:r>
     <w:r>
       <w:rPr>
@@ -1318,7 +1375,7 @@
   </w:numPicBullet>
   <w:numPicBullet w:numPicBulletId="1">
     <w:pict>
-      <v:shape id="Picture 9" o:spid="_x0000_i1026" type="#_x0000_t75" style="width:570pt;height:540pt;visibility:visible;mso-wrap-style:square" o:bullet="t">
+      <v:shape id="Picture 9" o:spid="_x0000_i1026" type="#_x0000_t75" style="width:570pt;height:540.75pt;visibility:visible;mso-wrap-style:square" o:bullet="t">
         <v:imagedata r:id="rId2" o:title=""/>
       </v:shape>
     </w:pict>
@@ -3714,6 +3771,17 @@
     <w:uiPriority w:val="99"/>
     <w:rsid w:val="0099446A"/>
   </w:style>
+  <w:style w:type="paragraph" w:styleId="NormalWeb">
+    <w:name w:val="Normal (Web)"/>
+    <w:basedOn w:val="Normal"/>
+    <w:uiPriority w:val="99"/>
+    <w:semiHidden/>
+    <w:unhideWhenUsed/>
+    <w:rsid w:val="00C1664E"/>
+    <w:rPr>
+      <w:rFonts w:ascii="Times New Roman" w:hAnsi="Times New Roman" w:cs="Times New Roman"/>
+    </w:rPr>
+  </w:style>
 </w:styles>
 </file>
 
